--- a/backend/fca/templates/fca-v1.docx
+++ b/backend/fca/templates/fca-v1.docx
@@ -430,7 +430,7 @@
           <w:headerReference w:type="default" r:id="rId21"/>
           <w:footerReference w:type="default" r:id="rId22"/>
           <w:type w:val="continuous"/>
-          <w:pgSz w:w="12240" w:h="15840" w:orient="portrait" w:code="1"/>
+          <w:pgSz w:w="11906" w:h="16838" w:orient="portrait" w:code="9"/>
           <w:pgMar w:top="792" w:right="1037" w:bottom="792" w:left="1037" w:header="288" w:footer="288" w:gutter="0"/>
           <w:cols w:space="720"/>
           <w:docGrid w:linePitch="326"/>
@@ -1949,7 +1949,7 @@
         <w:sectPr>
           <w:headerReference w:type="default" r:id="rId23"/>
           <w:footerReference w:type="default" r:id="rId24"/>
-          <w:pgSz w:w="12240" w:h="15840" w:orient="portrait" w:code="1"/>
+          <w:pgSz w:w="11906" w:h="16838" w:orient="portrait" w:code="9"/>
           <w:pgMar w:top="1037" w:right="1152" w:bottom="979" w:left="1152" w:header="360" w:footer="360" w:gutter="0"/>
           <w:cols w:space="720"/>
           <w:docGrid w:linePitch="326"/>
@@ -10323,7 +10323,7 @@
     <w:sectPr>
       <w:headerReference w:type="default" r:id="rId25"/>
       <w:footerReference w:type="default" r:id="rId26"/>
-      <w:pgSz w:w="12240" w:h="15840" w:orient="portrait" w:code="1"/>
+      <w:pgSz w:w="11906" w:h="16838" w:orient="portrait" w:code="9"/>
       <w:pgMar w:top="1037" w:right="1152" w:bottom="979" w:left="1152" w:header="360" w:footer="360" w:gutter="0"/>
       <w:cols w:space="720"/>
       <w:docGrid w:linePitch="326"/>
